--- a/pr-preview/pr-204/basic-statistical-methods-handout-tracked-changes.docx
+++ b/pr-preview/pr-204/basic-statistical-methods-handout-tracked-changes.docx
@@ -16,7 +16,7 @@
       </w:pPr>
       <w:del w:id="1" w:author="PR Preview" w:date="2026-01-01T00:00:00Z">
         <w:r>
-          <w:delText xml:space="preserve">Last modified: 2026-10-15 03:26:43 (PDT)</w:delText>
+          <w:delText xml:space="preserve">Last modified: 2026-10-15 05:33:00 (PDT)</w:delText>
         </w:r>
       </w:del>
     </w:p>
@@ -26,7 +26,7 @@
       </w:pPr>
       <w:ins w:id="2" w:author="PR Preview" w:date="2026-01-01T00:00:00Z">
         <w:r>
-          <w:t xml:space="preserve">Last modified: 2026-10-15 03:31:19 (PDT)</w:t>
+          <w:t xml:space="preserve">Last modified: 2026-10-15 05:27:52 (PDT)</w:t>
         </w:r>
       </w:ins>
     </w:p>

--- a/pr-preview/pr-204/basic-statistical-methods-handout-tracked-changes.docx
+++ b/pr-preview/pr-204/basic-statistical-methods-handout-tracked-changes.docx
@@ -16,7 +16,7 @@
       </w:pPr>
       <w:del w:id="1" w:author="PR Preview" w:date="2026-01-01T00:00:00Z">
         <w:r>
-          <w:delText xml:space="preserve">Last modified: 2026-10-15 05:33:00 (PDT)</w:delText>
+          <w:delText xml:space="preserve">Last modified: 2026-10-15 08:36:30 (PDT)</w:delText>
         </w:r>
       </w:del>
     </w:p>
@@ -26,7 +26,7 @@
       </w:pPr>
       <w:ins w:id="2" w:author="PR Preview" w:date="2026-01-01T00:00:00Z">
         <w:r>
-          <w:t xml:space="preserve">Last modified: 2026-10-15 05:27:52 (PDT)</w:t>
+          <w:t xml:space="preserve">Last modified: 2026-10-15 08:46:14 (PDT)</w:t>
         </w:r>
       </w:ins>
     </w:p>
@@ -11945,6 +11945,78 @@
       </w:r>
     </w:p>
     <w:bookmarkEnd w:id="56"/>
+    <w:p>
+      <w:pPr>
+        <w:pStyle w:val="Compact"/>
+        <w:numPr>
+          <w:ilvl w:val="0"/>
+          <w:numId w:val="1003"/>
+        </w:numPr>
+      </w:pPr>
+      <w:ins w:id="3" w:author="PR Preview" w:date="2026-01-01T00:00:00Z">
+        <w:r>
+          <w:t xml:space="preserve">Hogg et al. (2019, sec. 8.2, pp. 369–377)</w:t>
+        </w:r>
+      </w:ins>
+      <w:ins w:id="4" w:author="PR Preview" w:date="2026-01-01T00:00:00Z">
+        <w:r>
+          <w:t xml:space="preserve"> </w:t>
+        </w:r>
+      </w:ins>
+      <w:ins w:id="5" w:author="PR Preview" w:date="2026-01-01T00:00:00Z">
+        <w:r>
+          <w:t xml:space="preserve">covers tests of the equality of two means.</w:t>
+        </w:r>
+      </w:ins>
+    </w:p>
+    <w:p>
+      <w:pPr>
+        <w:pStyle w:val="Compact"/>
+        <w:numPr>
+          <w:ilvl w:val="0"/>
+          <w:numId w:val="1003"/>
+        </w:numPr>
+      </w:pPr>
+      <w:ins w:id="6" w:author="PR Preview" w:date="2026-01-01T00:00:00Z">
+        <w:r>
+          <w:t xml:space="preserve">Rice (2007, sec. 11.2.1, pp. 421–432)</w:t>
+        </w:r>
+      </w:ins>
+      <w:ins w:id="7" w:author="PR Preview" w:date="2026-01-01T00:00:00Z">
+        <w:r>
+          <w:t xml:space="preserve"> </w:t>
+        </w:r>
+      </w:ins>
+      <w:ins w:id="8" w:author="PR Preview" w:date="2026-01-01T00:00:00Z">
+        <w:r>
+          <w:t xml:space="preserve">covers normal-theory methods for two independent samples.</w:t>
+        </w:r>
+      </w:ins>
+    </w:p>
+    <w:p>
+      <w:pPr>
+        <w:pStyle w:val="Compact"/>
+        <w:numPr>
+          <w:ilvl w:val="0"/>
+          <w:numId w:val="1003"/>
+        </w:numPr>
+      </w:pPr>
+      <w:ins w:id="9" w:author="PR Preview" w:date="2026-01-01T00:00:00Z">
+        <w:r>
+          <w:t xml:space="preserve">Rice (2007, sec. 11.3.1, pp. 446–447)</w:t>
+        </w:r>
+      </w:ins>
+      <w:ins w:id="10" w:author="PR Preview" w:date="2026-01-01T00:00:00Z">
+        <w:r>
+          <w:t xml:space="preserve"> </w:t>
+        </w:r>
+      </w:ins>
+      <w:ins w:id="11" w:author="PR Preview" w:date="2026-01-01T00:00:00Z">
+        <w:r>
+          <w:t xml:space="preserve">covers normal-theory methods for paired samples.</w:t>
+        </w:r>
+      </w:ins>
+    </w:p>
     <w:bookmarkEnd w:id="57"/>
     <w:bookmarkStart w:id="61" w:name="sec-CI-diff-means"/>
     <w:p>
@@ -12801,6 +12873,26 @@
       </w:r>
     </w:p>
     <w:bookmarkEnd w:id="60"/>
+    <w:p>
+      <w:pPr>
+        <w:pStyle w:val="BodyText"/>
+      </w:pPr>
+      <w:ins w:id="12" w:author="PR Preview" w:date="2026-01-01T00:00:00Z">
+        <w:r>
+          <w:t xml:space="preserve">Hogg et al. (2019, sec. 7.2, pp. 314–322)</w:t>
+        </w:r>
+      </w:ins>
+      <w:ins w:id="13" w:author="PR Preview" w:date="2026-01-01T00:00:00Z">
+        <w:r>
+          <w:t xml:space="preserve"> </w:t>
+        </w:r>
+      </w:ins>
+      <w:ins w:id="14" w:author="PR Preview" w:date="2026-01-01T00:00:00Z">
+        <w:r>
+          <w:t xml:space="preserve">covers confidence intervals for the difference of two means.</w:t>
+        </w:r>
+      </w:ins>
+    </w:p>
     <w:bookmarkEnd w:id="61"/>
     <w:bookmarkEnd w:id="62"/>
     <w:bookmarkStart w:id="76" w:name="sec-anova"/>
@@ -18316,25 +18408,27 @@
         <w:t xml:space="preserve">#&gt;  0.180281  0.180281</w:t>
       </w:r>
     </w:p>
-    <w:bookmarkEnd w:id="76"/>
-    <w:bookmarkStart w:id="77" w:name="textbook-cross-references"/>
     <w:p>
       <w:pPr>
-        <w:pStyle w:val="Heading2"/>
+        <w:pStyle w:val="Compact"/>
+        <w:numPr>
+          <w:ilvl w:val="0"/>
+          <w:numId w:val="1004"/>
+        </w:numPr>
       </w:pPr>
-      <w:ins w:id="3" w:author="PR Preview" w:date="2026-01-01T00:00:00Z">
+      <w:ins w:id="15" w:author="PR Preview" w:date="2026-01-01T00:00:00Z">
         <w:r>
-          <w:t xml:space="preserve">Textbook cross-references</w:t>
+          <w:t xml:space="preserve">Hogg et al. (2019, sec. 9.3, pp. 446–455)</w:t>
         </w:r>
       </w:ins>
-    </w:p>
-    <w:p>
-      <w:pPr>
-        <w:pStyle w:val="FirstParagraph"/>
-      </w:pPr>
-      <w:ins w:id="4" w:author="PR Preview" w:date="2026-01-01T00:00:00Z">
+      <w:ins w:id="16" w:author="PR Preview" w:date="2026-01-01T00:00:00Z">
         <w:r>
-          <w:t xml:space="preserve">Textbook sections on the topics of this page:</w:t>
+          <w:t xml:space="preserve"> </w:t>
+        </w:r>
+      </w:ins>
+      <w:ins w:id="17" w:author="PR Preview" w:date="2026-01-01T00:00:00Z">
+        <w:r>
+          <w:t xml:space="preserve">covers one-factor analysis of variance.</w:t>
         </w:r>
       </w:ins>
     </w:p>
@@ -18343,17 +18437,22 @@
         <w:pStyle w:val="Compact"/>
         <w:numPr>
           <w:ilvl w:val="0"/>
-          <w:numId w:val="1003"/>
+          <w:numId w:val="1004"/>
         </w:numPr>
       </w:pPr>
-      <w:ins w:id="5" w:author="PR Preview" w:date="2026-01-01T00:00:00Z">
+      <w:ins w:id="18" w:author="PR Preview" w:date="2026-01-01T00:00:00Z">
         <w:r>
-          <w:t xml:space="preserve">Hogg et al. (2019, sec. 7.2, pp. 314–322)</w:t>
+          <w:t xml:space="preserve">Casella and Berger (2002, sec. 11.2, pp. 522–538)</w:t>
         </w:r>
       </w:ins>
-      <w:ins w:id="6" w:author="PR Preview" w:date="2026-01-01T00:00:00Z">
+      <w:ins w:id="19" w:author="PR Preview" w:date="2026-01-01T00:00:00Z">
         <w:r>
-          <w:t xml:space="preserve">: Confidence intervals for the difference of two means</w:t>
+          <w:t xml:space="preserve"> </w:t>
+        </w:r>
+      </w:ins>
+      <w:ins w:id="20" w:author="PR Preview" w:date="2026-01-01T00:00:00Z">
+        <w:r>
+          <w:t xml:space="preserve">covers oneway analysis of variance.</w:t>
         </w:r>
       </w:ins>
     </w:p>
@@ -18362,59 +18461,26 @@
         <w:pStyle w:val="Compact"/>
         <w:numPr>
           <w:ilvl w:val="0"/>
-          <w:numId w:val="1003"/>
+          <w:numId w:val="1004"/>
         </w:numPr>
       </w:pPr>
-      <w:ins w:id="7" w:author="PR Preview" w:date="2026-01-01T00:00:00Z">
+      <w:ins w:id="21" w:author="PR Preview" w:date="2026-01-01T00:00:00Z">
         <w:r>
-          <w:t xml:space="preserve">Hogg et al. (2019, sec. 8.2, pp. 369–377)</w:t>
+          <w:t xml:space="preserve">Rice (2007, sec. 12.2, pp. 477–488)</w:t>
         </w:r>
       </w:ins>
-      <w:ins w:id="8" w:author="PR Preview" w:date="2026-01-01T00:00:00Z">
+      <w:ins w:id="22" w:author="PR Preview" w:date="2026-01-01T00:00:00Z">
         <w:r>
-          <w:t xml:space="preserve">: Tests of the equality of two means</w:t>
+          <w:t xml:space="preserve"> </w:t>
+        </w:r>
+      </w:ins>
+      <w:ins w:id="23" w:author="PR Preview" w:date="2026-01-01T00:00:00Z">
+        <w:r>
+          <w:t xml:space="preserve">covers the one-way layout.</w:t>
         </w:r>
       </w:ins>
     </w:p>
-    <w:p>
-      <w:pPr>
-        <w:pStyle w:val="Compact"/>
-        <w:numPr>
-          <w:ilvl w:val="0"/>
-          <w:numId w:val="1003"/>
-        </w:numPr>
-      </w:pPr>
-      <w:ins w:id="9" w:author="PR Preview" w:date="2026-01-01T00:00:00Z">
-        <w:r>
-          <w:t xml:space="preserve">Hogg et al. (2019, sec. 9.3, pp. 446–455)</w:t>
-        </w:r>
-      </w:ins>
-      <w:ins w:id="10" w:author="PR Preview" w:date="2026-01-01T00:00:00Z">
-        <w:r>
-          <w:t xml:space="preserve">: One-factor analysis of variance</w:t>
-        </w:r>
-      </w:ins>
-    </w:p>
-    <w:p>
-      <w:pPr>
-        <w:pStyle w:val="Compact"/>
-        <w:numPr>
-          <w:ilvl w:val="0"/>
-          <w:numId w:val="1003"/>
-        </w:numPr>
-      </w:pPr>
-      <w:ins w:id="11" w:author="PR Preview" w:date="2026-01-01T00:00:00Z">
-        <w:r>
-          <w:t xml:space="preserve">Casella and Berger (2002, sec. 11.2, pp. 522–538)</w:t>
-        </w:r>
-      </w:ins>
-      <w:ins w:id="12" w:author="PR Preview" w:date="2026-01-01T00:00:00Z">
-        <w:r>
-          <w:t xml:space="preserve">: Oneway analysis of variance</w:t>
-        </w:r>
-      </w:ins>
-    </w:p>
-    <w:bookmarkEnd w:id="77"/>
+    <w:bookmarkEnd w:id="76"/>
     <w:bookmarkStart w:id="86" w:name="references"/>
     <w:p>
       <w:pPr>
@@ -18425,22 +18491,22 @@
       </w:r>
     </w:p>
     <w:bookmarkStart w:id="85" w:name="refs"/>
-    <w:bookmarkStart w:id="79" w:name="ref-CaseBerg01"/>
+    <w:bookmarkStart w:id="78" w:name="ref-CaseBerg01"/>
     <w:p>
       <w:pPr>
         <w:pStyle w:val="Bibliography"/>
       </w:pPr>
-      <w:ins w:id="13" w:author="PR Preview" w:date="2026-01-01T00:00:00Z">
+      <w:ins w:id="24" w:author="PR Preview" w:date="2026-01-01T00:00:00Z">
         <w:r>
           <w:t xml:space="preserve">Casella, George, and Roger Berger. 2002.</w:t>
         </w:r>
       </w:ins>
-      <w:ins w:id="14" w:author="PR Preview" w:date="2026-01-01T00:00:00Z">
+      <w:ins w:id="25" w:author="PR Preview" w:date="2026-01-01T00:00:00Z">
         <w:r>
           <w:t xml:space="preserve"> </w:t>
         </w:r>
       </w:ins>
-      <w:ins w:id="15" w:author="PR Preview" w:date="2026-01-01T00:00:00Z">
+      <w:ins w:id="26" w:author="PR Preview" w:date="2026-01-01T00:00:00Z">
         <w:r>
           <w:rPr>
             <w:i/>
@@ -18449,18 +18515,18 @@
           <w:t xml:space="preserve">Statistical Inference</w:t>
         </w:r>
       </w:ins>
-      <w:ins w:id="16" w:author="PR Preview" w:date="2026-01-01T00:00:00Z">
+      <w:ins w:id="27" w:author="PR Preview" w:date="2026-01-01T00:00:00Z">
         <w:r>
           <w:t xml:space="preserve">. 2nd ed. Cengage Learning.</w:t>
         </w:r>
       </w:ins>
-      <w:ins w:id="17" w:author="PR Preview" w:date="2026-01-01T00:00:00Z">
+      <w:ins w:id="28" w:author="PR Preview" w:date="2026-01-01T00:00:00Z">
         <w:r>
           <w:t xml:space="preserve"> </w:t>
         </w:r>
       </w:ins>
-      <w:hyperlink r:id="rId78">
-        <w:ins w:id="18" w:author="PR Preview" w:date="2026-01-01T00:00:00Z">
+      <w:hyperlink r:id="rId77">
+        <w:ins w:id="29" w:author="PR Preview" w:date="2026-01-01T00:00:00Z">
           <w:r>
             <w:rPr>
               <w:rStyle w:val="Hyperlink"/>
@@ -18469,14 +18535,14 @@
           </w:r>
         </w:ins>
       </w:hyperlink>
-      <w:ins w:id="19" w:author="PR Preview" w:date="2026-01-01T00:00:00Z">
+      <w:ins w:id="30" w:author="PR Preview" w:date="2026-01-01T00:00:00Z">
         <w:r>
           <w:t xml:space="preserve">.</w:t>
         </w:r>
       </w:ins>
     </w:p>
-    <w:bookmarkEnd w:id="79"/>
-    <w:bookmarkStart w:id="80" w:name="ref-hoggtanis2015"/>
+    <w:bookmarkEnd w:id="78"/>
+    <w:bookmarkStart w:id="79" w:name="ref-hoggtanis2015"/>
     <w:p>
       <w:pPr>
         <w:pStyle w:val="Bibliography"/>
@@ -18498,8 +18564,8 @@
         <w:t xml:space="preserve">. Tenth edition. Pearson.</w:t>
       </w:r>
     </w:p>
-    <w:bookmarkEnd w:id="80"/>
-    <w:bookmarkStart w:id="82" w:name="ref-HulleyStephen1998RToE"/>
+    <w:bookmarkEnd w:id="79"/>
+    <w:bookmarkStart w:id="81" w:name="ref-HulleyStephen1998RToE"/>
     <w:p>
       <w:pPr>
         <w:pStyle w:val="Bibliography"/>
@@ -18532,7 +18598,7 @@
       <w:r>
         <w:t xml:space="preserve"> </w:t>
       </w:r>
-      <w:hyperlink r:id="rId81">
+      <w:hyperlink r:id="rId80">
         <w:r>
           <w:rPr>
             <w:rStyle w:val="Hyperlink"/>
@@ -18543,6 +18609,37 @@
       <w:r>
         <w:t xml:space="preserve">.</w:t>
       </w:r>
+    </w:p>
+    <w:bookmarkEnd w:id="81"/>
+    <w:bookmarkStart w:id="82" w:name="ref-rice2007mathematical"/>
+    <w:p>
+      <w:pPr>
+        <w:pStyle w:val="Bibliography"/>
+      </w:pPr>
+      <w:ins w:id="31" w:author="PR Preview" w:date="2026-01-01T00:00:00Z">
+        <w:r>
+          <w:t xml:space="preserve">Rice, John A. 2007.</w:t>
+        </w:r>
+      </w:ins>
+      <w:ins w:id="32" w:author="PR Preview" w:date="2026-01-01T00:00:00Z">
+        <w:r>
+          <w:t xml:space="preserve"> </w:t>
+        </w:r>
+      </w:ins>
+      <w:ins w:id="33" w:author="PR Preview" w:date="2026-01-01T00:00:00Z">
+        <w:r>
+          <w:rPr>
+            <w:i/>
+            <w:iCs/>
+          </w:rPr>
+          <w:t xml:space="preserve">Mathematical Statistics and Data Analysis</w:t>
+        </w:r>
+      </w:ins>
+      <w:ins w:id="34" w:author="PR Preview" w:date="2026-01-01T00:00:00Z">
+        <w:r>
+          <w:t xml:space="preserve">. 3rd ed. Cengage Learning.</w:t>
+        </w:r>
+      </w:ins>
     </w:p>
     <w:bookmarkEnd w:id="82"/>
     <w:bookmarkStart w:id="84" w:name="ref-vittinghoff2e"/>
@@ -18807,6 +18904,9 @@
     <w:abstractNumId w:val="991"/>
   </w:num>
   <w:num w:numId="1003">
+    <w:abstractNumId w:val="991"/>
+  </w:num>
+  <w:num w:numId="1004">
     <w:abstractNumId w:val="991"/>
   </w:num>
 </w:numbering>

--- a/pr-preview/pr-204/basic-statistical-methods-handout-tracked-changes.docx
+++ b/pr-preview/pr-204/basic-statistical-methods-handout-tracked-changes.docx
@@ -16,7 +16,7 @@
       </w:pPr>
       <w:del w:id="1" w:author="PR Preview" w:date="2026-01-01T00:00:00Z">
         <w:r>
-          <w:delText xml:space="preserve">Last modified: 2026-10-15 08:36:30 (PDT)</w:delText>
+          <w:delText xml:space="preserve">Last modified: 2026-10-15 12:42:47 (PDT)</w:delText>
         </w:r>
       </w:del>
     </w:p>
@@ -26,7 +26,7 @@
       </w:pPr>
       <w:ins w:id="2" w:author="PR Preview" w:date="2026-01-01T00:00:00Z">
         <w:r>
-          <w:t xml:space="preserve">Last modified: 2026-10-15 08:46:14 (PDT)</w:t>
+          <w:t xml:space="preserve">Last modified: 2026-10-15 12:50:24 (PDT)</w:t>
         </w:r>
       </w:ins>
     </w:p>

--- a/pr-preview/pr-204/basic-statistical-methods-handout-tracked-changes.docx
+++ b/pr-preview/pr-204/basic-statistical-methods-handout-tracked-changes.docx
@@ -16,7 +16,7 @@
       </w:pPr>
       <w:del w:id="1" w:author="PR Preview" w:date="2026-01-01T00:00:00Z">
         <w:r>
-          <w:delText xml:space="preserve">Last modified: 2026-10-15 12:42:47 (PDT)</w:delText>
+          <w:delText xml:space="preserve">Last modified: 2026-10-15 12:56:30 (PDT)</w:delText>
         </w:r>
       </w:del>
     </w:p>
@@ -26,7 +26,7 @@
       </w:pPr>
       <w:ins w:id="2" w:author="PR Preview" w:date="2026-01-01T00:00:00Z">
         <w:r>
-          <w:t xml:space="preserve">Last modified: 2026-10-15 12:50:24 (PDT)</w:t>
+          <w:t xml:space="preserve">Last modified: 2026-10-15 13:07:45 (PDT)</w:t>
         </w:r>
       </w:ins>
     </w:p>
